--- a/docs/trainer/Oct12_session3_materials.docx
+++ b/docs/trainer/Oct12_session3_materials.docx
@@ -98,7 +98,7 @@
           <w:szCs w:val="18"/>
           <w:color w:val="545860"/>
         </w:rPr>
-        <w:t xml:space="preserve">Fictional GreenWaste case | invented figures</w:t>
+        <w:t xml:space="preserve">GreenWaste is a fictional training case.</w:t>
       </w:r>
     </w:p>
     <w:p>
